--- a/examples/example_3/All_in_one_input.docx
+++ b/examples/example_3/All_in_one_input.docx
@@ -30,6 +30,14 @@
         <w:tblStyle w:val="a3"/>
         <w:tblW w:w="0" w:type="auto"/>
         <w:tblLook w:val="04A0" w:firstRow="1" w:lastRow="0" w:firstColumn="1" w:lastColumn="0" w:noHBand="0" w:noVBand="1"/>
+        <w:tblBorders>
+          <w:top w:val="single" w:sz="4" w:space="0" w:color="000000"/>
+          <w:left w:val="single" w:sz="4" w:space="0" w:color="000000"/>
+          <w:bottom w:val="single" w:sz="4" w:space="0" w:color="000000"/>
+          <w:right w:val="single" w:sz="4" w:space="0" w:color="000000"/>
+          <w:insideH w:val="single" w:sz="4" w:space="0" w:color="000000"/>
+          <w:insideV w:val="single" w:sz="4" w:space="0" w:color="000000"/>
+        </w:tblBorders>
       </w:tblPr>
       <w:tblGrid>
         <w:gridCol w:w="1401"/>
@@ -732,6 +740,14 @@
         <w:tblStyle w:val="a3"/>
         <w:tblW w:w="0" w:type="auto"/>
         <w:tblLook w:val="04A0" w:firstRow="1" w:lastRow="0" w:firstColumn="1" w:lastColumn="0" w:noHBand="0" w:noVBand="1"/>
+        <w:tblBorders>
+          <w:top w:val="single" w:sz="4" w:space="0" w:color="000000"/>
+          <w:left w:val="single" w:sz="4" w:space="0" w:color="000000"/>
+          <w:bottom w:val="single" w:sz="4" w:space="0" w:color="000000"/>
+          <w:right w:val="single" w:sz="4" w:space="0" w:color="000000"/>
+          <w:insideH w:val="single" w:sz="4" w:space="0" w:color="000000"/>
+          <w:insideV w:val="single" w:sz="4" w:space="0" w:color="000000"/>
+        </w:tblBorders>
       </w:tblPr>
       <w:tblGrid>
         <w:gridCol w:w="1557"/>
@@ -1211,6 +1227,14 @@
         <w:tblStyle w:val="a3"/>
         <w:tblW w:w="0" w:type="auto"/>
         <w:tblLook w:val="04A0" w:firstRow="1" w:lastRow="0" w:firstColumn="1" w:lastColumn="0" w:noHBand="0" w:noVBand="1"/>
+        <w:tblBorders>
+          <w:top w:val="single" w:sz="4" w:space="0" w:color="000000"/>
+          <w:left w:val="single" w:sz="4" w:space="0" w:color="000000"/>
+          <w:bottom w:val="single" w:sz="4" w:space="0" w:color="000000"/>
+          <w:right w:val="single" w:sz="4" w:space="0" w:color="000000"/>
+          <w:insideH w:val="single" w:sz="4" w:space="0" w:color="000000"/>
+          <w:insideV w:val="single" w:sz="4" w:space="0" w:color="000000"/>
+        </w:tblBorders>
       </w:tblPr>
       <w:tblGrid>
         <w:gridCol w:w="2197"/>

--- a/examples/example_3/All_in_one_input.docx
+++ b/examples/example_3/All_in_one_input.docx
@@ -13,7 +13,7 @@
     </w:p>
     <w:p>
       <w:r>
-        <w:t>Edit the tables and template below. Keep the section labels unchanged. Reaction schema, Scope and SI template are optional.</w:t>
+        <w:t>Edit the tables and template below. Keep the section labels unchanged. Reaction schema, Scope, SI template and Crystallography template are optional.</w:t>
       </w:r>
     </w:p>
     <w:p>
@@ -2127,7 +2127,7 @@
       </w:r>
       <w:r>
         <w:rPr>
-          <w:b/>
+          <w:b w:val="0"/>
         </w:rPr>
         <w:t>{Reagent_2.name}</w:t>
       </w:r>
@@ -2136,7 +2136,7 @@
       </w:r>
       <w:r>
         <w:rPr>
-          <w:b/>
+          <w:b w:val="0"/>
         </w:rPr>
         <w:t>{Reagent_2.mg}</w:t>
       </w:r>
@@ -2145,7 +2145,7 @@
       </w:r>
       <w:r>
         <w:rPr>
-          <w:b/>
+          <w:b w:val="0"/>
         </w:rPr>
         <w:t>{Reagent_2.mmol}</w:t>
       </w:r>
